--- a/policies/sources/Articles_of_Association.docx
+++ b/policies/sources/Articles_of_Association.docx
@@ -482,7 +482,13 @@
     </w:p>
     <w:p>
       <w:r>
-        <w:t>15.1  The Company’s financial year is the calendar year. As adopted at the extraordinary general meeting on 13 May 2026 and latest amended by decision of the board of directors on 19 May 2026.</w:t>
+        <w:t>15.1  The Company’s financial year is the calendar year.</w:t>
+      </w:r>
+    </w:p>
+    <w:p>
+      <w:pPr/>
+      <w:r>
+        <w:t>As adopted at the extraordinary general meeting on 13 May 2026 and latest amended by decision of the board of directors on 19 May 2026.</w:t>
       </w:r>
     </w:p>
     <w:sectPr>
